--- a/Templates/ФНС/3-я очередь/3-о_Включенка_резолютивка_налоговая_маркированный.docx
+++ b/Templates/ФНС/3-я очередь/3-о_Включенка_резолютивка_налоговая_маркированный.docx
@@ -243,13 +243,17 @@
         <w:spacing w:line="273" w:lineRule="exact"/>
       </w:pPr>
       <w:r>
-        <w:t>[</w:t>
-      </w:r>
-      <w:r>
-        <w:t>66]</w:t>
+        <w:t>[66]</w:t>
       </w:r>
       <w:r>
         <w:tab/>
+      </w:r>
+      <w:r>
+        <w:t xml:space="preserve">                       </w:t>
+      </w:r>
+      <w:bookmarkStart w:id="0" w:name="_GoBack"/>
+      <w:bookmarkEnd w:id="0"/>
+      <w:r>
         <w:t>Дело</w:t>
       </w:r>
       <w:r>
@@ -268,10 +272,7 @@
         <w:t xml:space="preserve"> </w:t>
       </w:r>
       <w:r>
-        <w:t>[</w:t>
-      </w:r>
-      <w:r>
-        <w:t>1]</w:t>
+        <w:t>[1]</w:t>
       </w:r>
     </w:p>
     <w:p>
@@ -335,10 +336,7 @@
         <w:t xml:space="preserve"> </w:t>
       </w:r>
       <w:r>
-        <w:t>[</w:t>
-      </w:r>
-      <w:r>
-        <w:t>415]</w:t>
+        <w:t>[415]</w:t>
       </w:r>
       <w:r>
         <w:rPr>
@@ -353,10 +351,7 @@
         <w:ind w:right="142"/>
       </w:pPr>
       <w:r>
-        <w:t>рассмотрев заявление ФНС России в лице [</w:t>
-      </w:r>
-      <w:r>
-        <w:t>989]</w:t>
+        <w:t>рассмотрев заявление ФНС России в лице [989]</w:t>
       </w:r>
     </w:p>
     <w:p>
@@ -416,43 +411,7 @@
         <w:ind w:right="138"/>
       </w:pPr>
       <w:r>
-        <w:t>в рамках дела о несостоятельности (банкротстве) [</w:t>
-      </w:r>
-      <w:r>
-        <w:t>2.1]</w:t>
-      </w:r>
-      <w:r>
-        <w:t xml:space="preserve"> ([</w:t>
-      </w:r>
-      <w:r>
-        <w:t>3]</w:t>
-      </w:r>
-      <w:r>
-        <w:t xml:space="preserve"> года рождения, место рождения: [</w:t>
-      </w:r>
-      <w:r>
-        <w:t>3.1]</w:t>
-      </w:r>
-      <w:r>
-        <w:t>, ИНН [</w:t>
-      </w:r>
-      <w:r>
-        <w:t>4]</w:t>
-      </w:r>
-      <w:r>
-        <w:t>, СНИЛС [</w:t>
-      </w:r>
-      <w:r>
-        <w:t>5]</w:t>
-      </w:r>
-      <w:r>
-        <w:t>, адрес регистрации: [</w:t>
-      </w:r>
-      <w:r>
-        <w:t>6]</w:t>
-      </w:r>
-      <w:r>
-        <w:t>),</w:t>
+        <w:t>в рамках дела о несостоятельности (банкротстве) [2.1] ([3] года рождения, место рождения: [3.1], ИНН [4], СНИЛС [5], адрес регистрации: [6]),</w:t>
       </w:r>
     </w:p>
     <w:p>
@@ -632,22 +591,7 @@
         <w:ind w:right="142" w:firstLine="705"/>
       </w:pPr>
       <w:r>
-        <w:t>Признать обоснов</w:t>
-      </w:r>
-      <w:r>
-        <w:t>анным и включить в третью очередь реестра требований кредиторов должника требование ФНС России в лице [</w:t>
-      </w:r>
-      <w:r>
-        <w:t>989]</w:t>
-      </w:r>
-      <w:r>
-        <w:t xml:space="preserve"> по уплате земельного налога и налога на имущество физических лиц за 2025 в размере [</w:t>
-      </w:r>
-      <w:r>
-        <w:t>34.3]</w:t>
-      </w:r>
-      <w:r>
-        <w:t xml:space="preserve"> руб. – недоимка.</w:t>
+        <w:t>Признать обоснованным и включить в третью очередь реестра требований кредиторов должника требование ФНС России в лице [989] по уплате земельного налога и налога на имущество физических лиц за 2025 в размере [34.3] руб. – недоимка.</w:t>
       </w:r>
     </w:p>
     <w:p>
@@ -660,10 +604,7 @@
       </w:r>
       <w:proofErr w:type="gramStart"/>
       <w:r>
-        <w:t xml:space="preserve">в </w:t>
-      </w:r>
-      <w:r>
-        <w:t>апелляционном порядке в Пятнадцатый арбитражный апелляционный суд в течение месяца с даты вынесения определения через суд</w:t>
+        <w:t>в апелляционном порядке в Пятнадцатый арбитражный апелляционный суд в течение месяца с даты вынесения определения через суд</w:t>
       </w:r>
       <w:proofErr w:type="gramEnd"/>
       <w:r>
@@ -687,10 +628,7 @@
         <w:t xml:space="preserve"> </w:t>
       </w:r>
       <w:r>
-        <w:t>Арбитражный суд Северо-Кавказского округа в теч</w:t>
-      </w:r>
-      <w:r>
-        <w:t>ение месяца с даты вступления определения по</w:t>
+        <w:t>Арбитражный суд Северо-Кавказского округа в течение месяца с даты вступления определения по</w:t>
       </w:r>
       <w:r>
         <w:rPr>
@@ -735,10 +673,7 @@
         <w:t xml:space="preserve"> </w:t>
       </w:r>
       <w:r>
-        <w:t>предметом рассмотрения арбитражного суда апелляционной инстанции, или суд апелляционной инстанции отказал в восстановлении пропущен</w:t>
-      </w:r>
-      <w:r>
-        <w:t>ного срока подачи апелляционной жалобы.</w:t>
+        <w:t>предметом рассмотрения арбитражного суда апелляционной инстанции, или суд апелляционной инстанции отказал в восстановлении пропущенного срока подачи апелляционной жалобы.</w:t>
       </w:r>
       <w:proofErr w:type="gramEnd"/>
     </w:p>
@@ -758,10 +693,7 @@
       </w:r>
       <w:r>
         <w:tab/>
-        <w:t>[</w:t>
-      </w:r>
-      <w:r>
-        <w:t>415]</w:t>
+        <w:t>[415]</w:t>
       </w:r>
     </w:p>
     <w:p>
@@ -1065,7 +997,7 @@
               </wp:anchor>
             </w:drawing>
           </mc:Choice>
-          <mc:Fallback xmlns:pic="http://schemas.openxmlformats.org/drawingml/2006/picture" xmlns:a="http://schemas.openxmlformats.org/drawingml/2006/main" xmlns:ve="http://schemas.openxmlformats.org/markup-compatibility/2006">
+          <mc:Fallback xmlns:ve="http://schemas.openxmlformats.org/markup-compatibility/2006" xmlns:a="http://schemas.openxmlformats.org/drawingml/2006/main" xmlns:pic="http://schemas.openxmlformats.org/drawingml/2006/picture">
             <w:pict>
               <v:shape style="position:absolute;margin-left:160.380005pt;margin-top:22.206251pt;width:274.5pt;height:52.5pt;mso-position-horizontal-relative:page;mso-position-vertical-relative:paragraph;z-index:-15728640;mso-wrap-distance-left:0;mso-wrap-distance-right:0" type="#_x0000_t202" id="docshape2" filled="false" stroked="true" strokeweight=".5pt" strokecolor="#000000">
                 <v:textbox inset="0,0,0,0">
@@ -1285,8 +1217,6 @@
           </mc:Fallback>
         </mc:AlternateContent>
       </w:r>
-      <w:bookmarkStart w:id="0" w:name="_GoBack"/>
-      <w:bookmarkEnd w:id="0"/>
     </w:p>
     <w:sectPr>
       <w:headerReference w:type="default" r:id="rId7"/>
@@ -1518,7 +1448,7 @@
             </wp:anchor>
           </w:drawing>
         </mc:Choice>
-        <mc:Fallback xmlns:pic="http://schemas.openxmlformats.org/drawingml/2006/picture" xmlns:a="http://schemas.openxmlformats.org/drawingml/2006/main" xmlns:ve="http://schemas.openxmlformats.org/markup-compatibility/2006">
+        <mc:Fallback xmlns:ve="http://schemas.openxmlformats.org/markup-compatibility/2006" xmlns:a="http://schemas.openxmlformats.org/drawingml/2006/main" xmlns:pic="http://schemas.openxmlformats.org/drawingml/2006/picture">
           <w:pict>
             <v:shapetype id="_x0000_t202" o:spt="202" coordsize="21600,21600" path="m,l,21600r21600,l21600,xe">
               <v:stroke joinstyle="miter"/>

--- a/Templates/ФНС/3-я очередь/3-о_Включенка_резолютивка_налоговая_маркированный.docx
+++ b/Templates/ФНС/3-я очередь/3-о_Включенка_резолютивка_налоговая_маркированный.docx
@@ -238,7 +238,7 @@
       <w:pPr>
         <w:pStyle w:val="a3"/>
         <w:tabs>
-          <w:tab w:val="left" w:pos="6476"/>
+          <w:tab w:pos="9643" w:val="right"/>
         </w:tabs>
         <w:spacing w:line="273" w:lineRule="exact"/>
       </w:pPr>
@@ -248,9 +248,7 @@
       <w:r>
         <w:tab/>
       </w:r>
-      <w:r>
-        <w:t xml:space="preserve">                       </w:t>
-      </w:r>
+      <w:r/>
       <w:bookmarkStart w:id="0" w:name="_GoBack"/>
       <w:bookmarkEnd w:id="0"/>
       <w:r>
@@ -681,7 +679,7 @@
       <w:pPr>
         <w:pStyle w:val="a3"/>
         <w:tabs>
-          <w:tab w:val="left" w:pos="8114"/>
+          <w:tab w:pos="9643" w:val="right"/>
         </w:tabs>
         <w:spacing w:before="275"/>
       </w:pPr>
